--- a/enterprise-architectuur/niveau-2/deel-11/werkboek.docx
+++ b/enterprise-architectuur/niveau-2/deel-11/werkboek.docx
@@ -808,221 +808,8 @@
       </w:r>
     </w:p>
     <w:p>
-      <w:pPr>
-        <w:spacing w:after="160" w:line="300"/>
-        <w:jc w:val="left"/>
-      </w:pPr>
-      <w:r>
-        <w:rPr>
-          <w:rFonts w:ascii="Calibri" w:cs="Calibri" w:eastAsia="Calibri" w:hAnsi="Calibri"/>
-          <w:b w:val="false"/>
-          <w:bCs w:val="false"/>
-          <w:i w:val="false"/>
-          <w:iCs w:val="false"/>
-          <w:color w:val="1A1A1A"/>
-          <w:sz w:val="21"/>
-          <w:szCs w:val="21"/>
-        </w:rPr>
-        <w:t xml:space="preserve">## Bijlage A — Vijf pijnpuntbeschrijvingen</w:t>
-      </w:r>
-    </w:p>
-    <w:p>
-      <w:pPr>
-        <w:pStyle w:val="ListParagraph"/>
-        <w:numPr>
-          <w:ilvl w:val="0"/>
-          <w:numId w:val="1"/>
-        </w:numPr>
-        <w:spacing w:after="100" w:line="290"/>
-      </w:pPr>
-      <w:r>
-        <w:rPr>
-          <w:rFonts w:ascii="Calibri" w:cs="Calibri" w:eastAsia="Calibri" w:hAnsi="Calibri"/>
-          <w:b/>
-          <w:bCs/>
-          <w:i w:val="false"/>
-          <w:iCs w:val="false"/>
-          <w:color w:val="1A1A1A"/>
-          <w:sz w:val="21"/>
-          <w:szCs w:val="21"/>
-        </w:rPr>
-        <w:t xml:space="preserve">Adreswijzigingen</w:t>
-      </w:r>
-      <w:r>
-        <w:rPr>
-          <w:rFonts w:ascii="Calibri" w:cs="Calibri" w:eastAsia="Calibri" w:hAnsi="Calibri"/>
-          <w:b w:val="false"/>
-          <w:bCs w:val="false"/>
-          <w:i w:val="false"/>
-          <w:iCs w:val="false"/>
-          <w:color w:val="1A1A1A"/>
-          <w:sz w:val="21"/>
-          <w:szCs w:val="21"/>
-        </w:rPr>
-        <w:t xml:space="preserve"> — hoog volume (circa 400/maand), laag risico per mutatie, huidige doorlooptijd vijf werkdagen door onnodige handmatige controle.</w:t>
-      </w:r>
-    </w:p>
-    <w:p>
-      <w:pPr>
-        <w:pStyle w:val="ListParagraph"/>
-        <w:numPr>
-          <w:ilvl w:val="0"/>
-          <w:numId w:val="1"/>
-        </w:numPr>
-        <w:spacing w:after="100" w:line="290"/>
-      </w:pPr>
-      <w:r>
-        <w:rPr>
-          <w:rFonts w:ascii="Calibri" w:cs="Calibri" w:eastAsia="Calibri" w:hAnsi="Calibri"/>
-          <w:b/>
-          <w:bCs/>
-          <w:i w:val="false"/>
-          <w:iCs w:val="false"/>
-          <w:color w:val="1A1A1A"/>
-          <w:sz w:val="21"/>
-          <w:szCs w:val="21"/>
-        </w:rPr>
-        <w:t xml:space="preserve">Dienstverbandmutaties</w:t>
-      </w:r>
-      <w:r>
-        <w:rPr>
-          <w:rFonts w:ascii="Calibri" w:cs="Calibri" w:eastAsia="Calibri" w:hAnsi="Calibri"/>
-          <w:b w:val="false"/>
-          <w:bCs w:val="false"/>
-          <w:i w:val="false"/>
-          <w:iCs w:val="false"/>
-          <w:color w:val="1A1A1A"/>
-          <w:sz w:val="21"/>
-          <w:szCs w:val="21"/>
-        </w:rPr>
-        <w:t xml:space="preserve"> — historie-kritisch (rechten hangen af van de juiste peildatum, zie niveau 1), gemiddeld volume, huidige verwerking deels handmatig via de bekende PA-Macro-opvolgers.</w:t>
-      </w:r>
-    </w:p>
-    <w:p>
-      <w:pPr>
-        <w:pStyle w:val="ListParagraph"/>
-        <w:numPr>
-          <w:ilvl w:val="0"/>
-          <w:numId w:val="1"/>
-        </w:numPr>
-        <w:spacing w:after="100" w:line="290"/>
-      </w:pPr>
-      <w:r>
-        <w:rPr>
-          <w:rFonts w:ascii="Calibri" w:cs="Calibri" w:eastAsia="Calibri" w:hAnsi="Calibri"/>
-          <w:b/>
-          <w:bCs/>
-          <w:i w:val="false"/>
-          <w:iCs w:val="false"/>
-          <w:color w:val="1A1A1A"/>
-          <w:sz w:val="21"/>
-          <w:szCs w:val="21"/>
-        </w:rPr>
-        <w:t xml:space="preserve">Begunstigdenwijzigingen</w:t>
-      </w:r>
-      <w:r>
-        <w:rPr>
-          <w:rFonts w:ascii="Calibri" w:cs="Calibri" w:eastAsia="Calibri" w:hAnsi="Calibri"/>
-          <w:b w:val="false"/>
-          <w:bCs w:val="false"/>
-          <w:i w:val="false"/>
-          <w:iCs w:val="false"/>
-          <w:color w:val="1A1A1A"/>
-          <w:sz w:val="21"/>
-          <w:szCs w:val="21"/>
-        </w:rPr>
-        <w:t xml:space="preserve"> — laag volume, hoog fraude-risico, huidige autorisatie ad hoc en persoonsafhankelijk (geen vastgelegde matrix).</w:t>
-      </w:r>
-    </w:p>
-    <w:p>
-      <w:pPr>
-        <w:pStyle w:val="ListParagraph"/>
-        <w:numPr>
-          <w:ilvl w:val="0"/>
-          <w:numId w:val="1"/>
-        </w:numPr>
-        <w:spacing w:after="100" w:line="290"/>
-      </w:pPr>
-      <w:r>
-        <w:rPr>
-          <w:rFonts w:ascii="Calibri" w:cs="Calibri" w:eastAsia="Calibri" w:hAnsi="Calibri"/>
-          <w:b/>
-          <w:bCs/>
-          <w:i w:val="false"/>
-          <w:iCs w:val="false"/>
-          <w:color w:val="1A1A1A"/>
-          <w:sz w:val="21"/>
-          <w:szCs w:val="21"/>
-        </w:rPr>
-        <w:t xml:space="preserve">Betalingsmutaties</w:t>
-      </w:r>
-      <w:r>
-        <w:rPr>
-          <w:rFonts w:ascii="Calibri" w:cs="Calibri" w:eastAsia="Calibri" w:hAnsi="Calibri"/>
-          <w:b w:val="false"/>
-          <w:bCs w:val="false"/>
-          <w:i w:val="false"/>
-          <w:iCs w:val="false"/>
-          <w:color w:val="1A1A1A"/>
-          <w:sz w:val="21"/>
-          <w:szCs w:val="21"/>
-        </w:rPr>
-        <w:t xml:space="preserve"> — gemiddeld volume, sterke koppeling met het premiesysteem, huidige verwerking grotendeels geautomatiseerd maar foutgevoelig bij afwijkende IBAN-structuren.</w:t>
-      </w:r>
-    </w:p>
-    <w:p>
-      <w:pPr>
-        <w:pStyle w:val="ListParagraph"/>
-        <w:numPr>
-          <w:ilvl w:val="0"/>
-          <w:numId w:val="1"/>
-        </w:numPr>
-        <w:spacing w:after="100" w:line="290"/>
-      </w:pPr>
-      <w:r>
-        <w:rPr>
-          <w:rFonts w:ascii="Calibri" w:cs="Calibri" w:eastAsia="Calibri" w:hAnsi="Calibri"/>
-          <w:b/>
-          <w:bCs/>
-          <w:i w:val="false"/>
-          <w:iCs w:val="false"/>
-          <w:color w:val="1A1A1A"/>
-          <w:sz w:val="21"/>
-          <w:szCs w:val="21"/>
-        </w:rPr>
-        <w:t xml:space="preserve">Waardeoverdrachten</w:t>
-      </w:r>
-      <w:r>
-        <w:rPr>
-          <w:rFonts w:ascii="Calibri" w:cs="Calibri" w:eastAsia="Calibri" w:hAnsi="Calibri"/>
-          <w:b w:val="false"/>
-          <w:bCs w:val="false"/>
-          <w:i w:val="false"/>
-          <w:iCs w:val="false"/>
-          <w:color w:val="1A1A1A"/>
-          <w:sz w:val="21"/>
-          <w:szCs w:val="21"/>
-        </w:rPr>
-        <w:t xml:space="preserve"> — laag volume, hoge juridische complexiteit (wettelijke termijnen, interactie met andere pensioenuitvoerders), huidige verwerking volledig handmatig door specialisten.</w:t>
-      </w:r>
-    </w:p>
-    <w:p>
-      <w:pPr>
-        <w:spacing w:after="160" w:line="300"/>
-        <w:jc w:val="left"/>
-      </w:pPr>
-      <w:r>
-        <w:rPr>
-          <w:rFonts w:ascii="Calibri" w:cs="Calibri" w:eastAsia="Calibri" w:hAnsi="Calibri"/>
-          <w:b w:val="false"/>
-          <w:bCs w:val="false"/>
-          <w:i w:val="false"/>
-          <w:iCs w:val="false"/>
-          <w:color w:val="1A1A1A"/>
-          <w:sz w:val="21"/>
-          <w:szCs w:val="21"/>
-        </w:rPr>
-        <w:t xml:space="preserve">## Modeluitwerkingen</w:t>
+      <w:r>
+        <w:br w:type="page"/>
       </w:r>
     </w:p>
     <w:p>
@@ -1042,62 +829,192 @@
           <w:sz w:val="24"/>
           <w:szCs w:val="24"/>
         </w:rPr>
-        <w:t xml:space="preserve">Uitwerking opdracht 1</w:t>
-      </w:r>
-    </w:p>
-    <w:p>
-      <w:pPr>
-        <w:spacing w:after="160" w:line="300"/>
-        <w:jc w:val="left"/>
-      </w:pPr>
-      <w:r>
-        <w:rPr>
-          <w:rFonts w:ascii="Calibri" w:cs="Calibri" w:eastAsia="Calibri" w:hAnsi="Calibri"/>
-          <w:b w:val="false"/>
-          <w:bCs w:val="false"/>
-          <w:i w:val="false"/>
-          <w:iCs w:val="false"/>
-          <w:color w:val="1A1A1A"/>
-          <w:sz w:val="21"/>
-          <w:szCs w:val="21"/>
-        </w:rPr>
-        <w:t xml:space="preserve">a-b. Gedeeld patroon: verzoek ontvangen → identiteit/bevoegdheid vaststellen → mutatie doorvoeren met domeinspecifieke controles → bevestigen. Generieke capability: "mutatieverzoeken identificeren, autoriseren en doorvoeren." c. Specifiek per afdeling: Adreswijzigingen — snelheid/lage-frictie-controle; Dienstverbandmutaties — historieregels en peildatumlogica; Begunstigden — de autorisatiematrix zelf; Betalingsmutaties — IBAN-validatie en premiesysteem-koppeling; Waardeoverdrachten — wettelijke termijnbewaking en externe partijen.</w:t>
-      </w:r>
-    </w:p>
-    <w:p>
-      <w:pPr>
-        <w:pStyle w:val="ListParagraph"/>
-        <w:numPr>
-          <w:ilvl w:val="0"/>
-          <w:numId w:val="1"/>
-        </w:numPr>
-        <w:spacing w:after="100" w:line="290"/>
-      </w:pPr>
-      <w:r>
-        <w:rPr>
-          <w:rFonts w:ascii="Calibri" w:cs="Calibri" w:eastAsia="Calibri" w:hAnsi="Calibri"/>
-          <w:b/>
-          <w:bCs/>
-          <w:i w:val="false"/>
-          <w:iCs w:val="false"/>
-          <w:color w:val="1A1A1A"/>
-          <w:sz w:val="21"/>
-          <w:szCs w:val="21"/>
-        </w:rPr>
-        <w:t xml:space="preserve">d. </w:t>
-      </w:r>
-      <w:r>
-        <w:rPr>
-          <w:rFonts w:ascii="Calibri" w:cs="Calibri" w:eastAsia="Calibri" w:hAnsi="Calibri"/>
-          <w:b w:val="false"/>
-          <w:bCs w:val="false"/>
-          <w:i w:val="false"/>
-          <w:iCs w:val="false"/>
-          <w:color w:val="1A1A1A"/>
-          <w:sz w:val="21"/>
-          <w:szCs w:val="21"/>
-        </w:rPr>
-        <w:t xml:space="preserve">Het sjabloon van Betalingsmutaties draagt impliciet diens eigen aannames (hoog automatiseringsniveau, beperkte juridische toetsing) die voor Waardeoverdrachten ronduit gevaarlijk zijn — precies zoals één werkgeversdefinitie de andere twee afdelingen in niveau 1 onrecht deed. De oplossing is niet "het beste sjabloon", maar het gedeelde patroon met per-domein specialisatie.</w:t>
+        <w:t xml:space="preserve">Bijlage A — Vijf pijnpuntbeschrijvingen</w:t>
+      </w:r>
+    </w:p>
+    <w:p>
+      <w:pPr>
+        <w:pStyle w:val="ListParagraph"/>
+        <w:numPr>
+          <w:ilvl w:val="0"/>
+          <w:numId w:val="1"/>
+        </w:numPr>
+        <w:spacing w:after="100" w:line="290"/>
+      </w:pPr>
+      <w:r>
+        <w:rPr>
+          <w:rFonts w:ascii="Calibri" w:cs="Calibri" w:eastAsia="Calibri" w:hAnsi="Calibri"/>
+          <w:b/>
+          <w:bCs/>
+          <w:i w:val="false"/>
+          <w:iCs w:val="false"/>
+          <w:color w:val="1A1A1A"/>
+          <w:sz w:val="21"/>
+          <w:szCs w:val="21"/>
+        </w:rPr>
+        <w:t xml:space="preserve">Adreswijzigingen</w:t>
+      </w:r>
+      <w:r>
+        <w:rPr>
+          <w:rFonts w:ascii="Calibri" w:cs="Calibri" w:eastAsia="Calibri" w:hAnsi="Calibri"/>
+          <w:b w:val="false"/>
+          <w:bCs w:val="false"/>
+          <w:i w:val="false"/>
+          <w:iCs w:val="false"/>
+          <w:color w:val="1A1A1A"/>
+          <w:sz w:val="21"/>
+          <w:szCs w:val="21"/>
+        </w:rPr>
+        <w:t xml:space="preserve"> — hoog volume (circa 400/maand), laag risico per mutatie, huidige doorlooptijd vijf werkdagen door onnodige handmatige controle.</w:t>
+      </w:r>
+    </w:p>
+    <w:p>
+      <w:pPr>
+        <w:pStyle w:val="ListParagraph"/>
+        <w:numPr>
+          <w:ilvl w:val="0"/>
+          <w:numId w:val="1"/>
+        </w:numPr>
+        <w:spacing w:after="100" w:line="290"/>
+      </w:pPr>
+      <w:r>
+        <w:rPr>
+          <w:rFonts w:ascii="Calibri" w:cs="Calibri" w:eastAsia="Calibri" w:hAnsi="Calibri"/>
+          <w:b/>
+          <w:bCs/>
+          <w:i w:val="false"/>
+          <w:iCs w:val="false"/>
+          <w:color w:val="1A1A1A"/>
+          <w:sz w:val="21"/>
+          <w:szCs w:val="21"/>
+        </w:rPr>
+        <w:t xml:space="preserve">Dienstverbandmutaties</w:t>
+      </w:r>
+      <w:r>
+        <w:rPr>
+          <w:rFonts w:ascii="Calibri" w:cs="Calibri" w:eastAsia="Calibri" w:hAnsi="Calibri"/>
+          <w:b w:val="false"/>
+          <w:bCs w:val="false"/>
+          <w:i w:val="false"/>
+          <w:iCs w:val="false"/>
+          <w:color w:val="1A1A1A"/>
+          <w:sz w:val="21"/>
+          <w:szCs w:val="21"/>
+        </w:rPr>
+        <w:t xml:space="preserve"> — historie-kritisch (rechten hangen af van de juiste peildatum, zie niveau 1), gemiddeld volume, huidige verwerking deels handmatig via de bekende PA-Macro-opvolgers.</w:t>
+      </w:r>
+    </w:p>
+    <w:p>
+      <w:pPr>
+        <w:pStyle w:val="ListParagraph"/>
+        <w:numPr>
+          <w:ilvl w:val="0"/>
+          <w:numId w:val="1"/>
+        </w:numPr>
+        <w:spacing w:after="100" w:line="290"/>
+      </w:pPr>
+      <w:r>
+        <w:rPr>
+          <w:rFonts w:ascii="Calibri" w:cs="Calibri" w:eastAsia="Calibri" w:hAnsi="Calibri"/>
+          <w:b/>
+          <w:bCs/>
+          <w:i w:val="false"/>
+          <w:iCs w:val="false"/>
+          <w:color w:val="1A1A1A"/>
+          <w:sz w:val="21"/>
+          <w:szCs w:val="21"/>
+        </w:rPr>
+        <w:t xml:space="preserve">Begunstigdenwijzigingen</w:t>
+      </w:r>
+      <w:r>
+        <w:rPr>
+          <w:rFonts w:ascii="Calibri" w:cs="Calibri" w:eastAsia="Calibri" w:hAnsi="Calibri"/>
+          <w:b w:val="false"/>
+          <w:bCs w:val="false"/>
+          <w:i w:val="false"/>
+          <w:iCs w:val="false"/>
+          <w:color w:val="1A1A1A"/>
+          <w:sz w:val="21"/>
+          <w:szCs w:val="21"/>
+        </w:rPr>
+        <w:t xml:space="preserve"> — laag volume, hoog fraude-risico, huidige autorisatie ad hoc en persoonsafhankelijk (geen vastgelegde matrix).</w:t>
+      </w:r>
+    </w:p>
+    <w:p>
+      <w:pPr>
+        <w:pStyle w:val="ListParagraph"/>
+        <w:numPr>
+          <w:ilvl w:val="0"/>
+          <w:numId w:val="1"/>
+        </w:numPr>
+        <w:spacing w:after="100" w:line="290"/>
+      </w:pPr>
+      <w:r>
+        <w:rPr>
+          <w:rFonts w:ascii="Calibri" w:cs="Calibri" w:eastAsia="Calibri" w:hAnsi="Calibri"/>
+          <w:b/>
+          <w:bCs/>
+          <w:i w:val="false"/>
+          <w:iCs w:val="false"/>
+          <w:color w:val="1A1A1A"/>
+          <w:sz w:val="21"/>
+          <w:szCs w:val="21"/>
+        </w:rPr>
+        <w:t xml:space="preserve">Betalingsmutaties</w:t>
+      </w:r>
+      <w:r>
+        <w:rPr>
+          <w:rFonts w:ascii="Calibri" w:cs="Calibri" w:eastAsia="Calibri" w:hAnsi="Calibri"/>
+          <w:b w:val="false"/>
+          <w:bCs w:val="false"/>
+          <w:i w:val="false"/>
+          <w:iCs w:val="false"/>
+          <w:color w:val="1A1A1A"/>
+          <w:sz w:val="21"/>
+          <w:szCs w:val="21"/>
+        </w:rPr>
+        <w:t xml:space="preserve"> — gemiddeld volume, sterke koppeling met het premiesysteem, huidige verwerking grotendeels geautomatiseerd maar foutgevoelig bij afwijkende IBAN-structuren.</w:t>
+      </w:r>
+    </w:p>
+    <w:p>
+      <w:pPr>
+        <w:pStyle w:val="ListParagraph"/>
+        <w:numPr>
+          <w:ilvl w:val="0"/>
+          <w:numId w:val="1"/>
+        </w:numPr>
+        <w:spacing w:after="100" w:line="290"/>
+      </w:pPr>
+      <w:r>
+        <w:rPr>
+          <w:rFonts w:ascii="Calibri" w:cs="Calibri" w:eastAsia="Calibri" w:hAnsi="Calibri"/>
+          <w:b/>
+          <w:bCs/>
+          <w:i w:val="false"/>
+          <w:iCs w:val="false"/>
+          <w:color w:val="1A1A1A"/>
+          <w:sz w:val="21"/>
+          <w:szCs w:val="21"/>
+        </w:rPr>
+        <w:t xml:space="preserve">Waardeoverdrachten</w:t>
+      </w:r>
+      <w:r>
+        <w:rPr>
+          <w:rFonts w:ascii="Calibri" w:cs="Calibri" w:eastAsia="Calibri" w:hAnsi="Calibri"/>
+          <w:b w:val="false"/>
+          <w:bCs w:val="false"/>
+          <w:i w:val="false"/>
+          <w:iCs w:val="false"/>
+          <w:color w:val="1A1A1A"/>
+          <w:sz w:val="21"/>
+          <w:szCs w:val="21"/>
+        </w:rPr>
+        <w:t xml:space="preserve"> — laag volume, hoge juridische complexiteit (wettelijke termijnen, interactie met andere pensioenuitvoerders), huidige verwerking volledig handmatig door specialisten.</w:t>
+      </w:r>
+    </w:p>
+    <w:p>
+      <w:r>
+        <w:br w:type="page"/>
       </w:r>
     </w:p>
     <w:p>
@@ -1117,62 +1034,7 @@
           <w:sz w:val="24"/>
           <w:szCs w:val="24"/>
         </w:rPr>
-        <w:t xml:space="preserve">Uitwerking opdracht 2</w:t>
-      </w:r>
-    </w:p>
-    <w:p>
-      <w:pPr>
-        <w:spacing w:after="160" w:line="300"/>
-        <w:jc w:val="left"/>
-      </w:pPr>
-      <w:r>
-        <w:rPr>
-          <w:rFonts w:ascii="Calibri" w:cs="Calibri" w:eastAsia="Calibri" w:hAnsi="Calibri"/>
-          <w:b w:val="false"/>
-          <w:bCs w:val="false"/>
-          <w:i w:val="false"/>
-          <w:iCs w:val="false"/>
-          <w:color w:val="1A1A1A"/>
-          <w:sz w:val="21"/>
-          <w:szCs w:val="21"/>
-        </w:rPr>
-        <w:t xml:space="preserve">a-b. Modelvolgorde: Dienstverbandmutaties eerst (hoogste architectuurcomplexiteit, dus de generieke laag wordt hier het strengst getoetst — als zij hier werkt, werkt zij overal), dan Betalingsmutaties (bewezen automatisering, goede tweede test voor koppelingen), dan Adreswijzigingen (snelle winst, hoog volume, laag risico), dan Begunstigden en Waardeoverdrachten (laagste volume, meeste tijd nodig voor zorgvuldigheid, minste haast). Het argument voor complex-eerst: een pilot in het makkelijkste domein bewijst niets over de generieke laag — pas als de historie-kritische, meest veeleisende afdeling werkt, is de kern echt getest.</w:t>
-      </w:r>
-    </w:p>
-    <w:p>
-      <w:pPr>
-        <w:pStyle w:val="ListParagraph"/>
-        <w:numPr>
-          <w:ilvl w:val="0"/>
-          <w:numId w:val="1"/>
-        </w:numPr>
-        <w:spacing w:after="100" w:line="290"/>
-      </w:pPr>
-      <w:r>
-        <w:rPr>
-          <w:rFonts w:ascii="Calibri" w:cs="Calibri" w:eastAsia="Calibri" w:hAnsi="Calibri"/>
-          <w:b/>
-          <w:bCs/>
-          <w:i w:val="false"/>
-          <w:iCs w:val="false"/>
-          <w:color w:val="1A1A1A"/>
-          <w:sz w:val="21"/>
-          <w:szCs w:val="21"/>
-        </w:rPr>
-        <w:t xml:space="preserve">c. </w:t>
-      </w:r>
-      <w:r>
-        <w:rPr>
-          <w:rFonts w:ascii="Calibri" w:cs="Calibri" w:eastAsia="Calibri" w:hAnsi="Calibri"/>
-          <w:b w:val="false"/>
-          <w:bCs w:val="false"/>
-          <w:i w:val="false"/>
-          <w:iCs w:val="false"/>
-          <w:color w:val="1A1A1A"/>
-          <w:sz w:val="21"/>
-          <w:szCs w:val="21"/>
-        </w:rPr>
-        <w:t xml:space="preserve">Risico: de eerste, moeilijkste ronde duurt langer dan een stuurgroep gewend is en kan als "traag van start" gelezen worden. Mitigatie: verwachtingsmanagement vooraf, expliciet in het A4 (opdracht 5) — benoem dat ronde 1 bewust investeert in versnelling van rondes 2-5.</w:t>
+        <w:t xml:space="preserve">Modeluitwerkingen</w:t>
       </w:r>
     </w:p>
     <w:p>
@@ -1192,115 +1054,62 @@
           <w:sz w:val="24"/>
           <w:szCs w:val="24"/>
         </w:rPr>
-        <w:t xml:space="preserve">Uitwerking opdracht 3</w:t>
-      </w:r>
-    </w:p>
-    <w:p>
-      <w:pPr>
-        <w:pStyle w:val="ListParagraph"/>
-        <w:numPr>
-          <w:ilvl w:val="0"/>
-          <w:numId w:val="1"/>
-        </w:numPr>
-        <w:spacing w:after="100" w:line="290"/>
-      </w:pPr>
-      <w:r>
-        <w:rPr>
-          <w:rFonts w:ascii="Calibri" w:cs="Calibri" w:eastAsia="Calibri" w:hAnsi="Calibri"/>
-          <w:b/>
-          <w:bCs/>
-          <w:i w:val="false"/>
-          <w:iCs w:val="false"/>
-          <w:color w:val="1A1A1A"/>
-          <w:sz w:val="21"/>
-          <w:szCs w:val="21"/>
-        </w:rPr>
-        <w:t xml:space="preserve">a. </w:t>
-      </w:r>
-      <w:r>
-        <w:rPr>
-          <w:rFonts w:ascii="Calibri" w:cs="Calibri" w:eastAsia="Calibri" w:hAnsi="Calibri"/>
-          <w:b w:val="false"/>
-          <w:bCs w:val="false"/>
-          <w:i w:val="false"/>
-          <w:iCs w:val="false"/>
-          <w:color w:val="1A1A1A"/>
-          <w:sz w:val="21"/>
-          <w:szCs w:val="21"/>
-        </w:rPr>
-        <w:t xml:space="preserve">Modelparametrisering: "autorisatieniveau" als eigenschap van het mutatietype, ingesteld door de data-eigenaar van dat domein (Begunstigden → twee-ogen-principe verplicht; Adreswijzigingen → één-ogen met steekproefcontrole achteraf), vastgelegd in de generieke capability-specificatie en getoetst door de botsingsdetector bij elke wijziging.</w:t>
-      </w:r>
-    </w:p>
-    <w:p>
-      <w:pPr>
-        <w:pStyle w:val="ListParagraph"/>
-        <w:numPr>
-          <w:ilvl w:val="0"/>
-          <w:numId w:val="1"/>
-        </w:numPr>
-        <w:spacing w:after="100" w:line="290"/>
-      </w:pPr>
-      <w:r>
-        <w:rPr>
-          <w:rFonts w:ascii="Calibri" w:cs="Calibri" w:eastAsia="Calibri" w:hAnsi="Calibri"/>
-          <w:b/>
-          <w:bCs/>
-          <w:i w:val="false"/>
-          <w:iCs w:val="false"/>
-          <w:color w:val="1A1A1A"/>
-          <w:sz w:val="21"/>
-          <w:szCs w:val="21"/>
-        </w:rPr>
-        <w:t xml:space="preserve">b. </w:t>
-      </w:r>
-      <w:r>
-        <w:rPr>
-          <w:rFonts w:ascii="Calibri" w:cs="Calibri" w:eastAsia="Calibri" w:hAnsi="Calibri"/>
-          <w:b w:val="false"/>
-          <w:bCs w:val="false"/>
-          <w:i w:val="false"/>
-          <w:iCs w:val="false"/>
-          <w:color w:val="1A1A1A"/>
-          <w:sz w:val="21"/>
-          <w:szCs w:val="21"/>
-        </w:rPr>
-        <w:t xml:space="preserve">Observatiepunten rollenspel: erkent de architect eerst het fraude-concern expliciet, vóór de parametriseringsoplossing wordt gepresenteerd? Wordt "flexibiliteit" vermeden als woord (het klinkt voor deze stakeholder als "losser"; beter: "per domein verdedigbaar ingesteld, niet universeel verzwakt")?</w:t>
-      </w:r>
-    </w:p>
-    <w:p>
-      <w:pPr>
-        <w:pStyle w:val="ListParagraph"/>
-        <w:numPr>
-          <w:ilvl w:val="0"/>
-          <w:numId w:val="1"/>
-        </w:numPr>
-        <w:spacing w:after="100" w:line="290"/>
-      </w:pPr>
-      <w:r>
-        <w:rPr>
-          <w:rFonts w:ascii="Calibri" w:cs="Calibri" w:eastAsia="Calibri" w:hAnsi="Calibri"/>
-          <w:b/>
-          <w:bCs/>
-          <w:i w:val="false"/>
-          <w:iCs w:val="false"/>
-          <w:color w:val="1A1A1A"/>
-          <w:sz w:val="21"/>
-          <w:szCs w:val="21"/>
-        </w:rPr>
-        <w:t xml:space="preserve">c. </w:t>
-      </w:r>
-      <w:r>
-        <w:rPr>
-          <w:rFonts w:ascii="Calibri" w:cs="Calibri" w:eastAsia="Calibri" w:hAnsi="Calibri"/>
-          <w:b w:val="false"/>
-          <w:bCs w:val="false"/>
-          <w:i w:val="false"/>
-          <w:iCs w:val="false"/>
-          <w:color w:val="1A1A1A"/>
-          <w:sz w:val="21"/>
-          <w:szCs w:val="21"/>
-        </w:rPr>
-        <w:t xml:space="preserve">Middelen doet twee dingen fout tegelijk: Begunstigden krijgt minder bescherming dan nodig (het fraude-risico blijft), én Adreswijzigingen krijgt meer frictie dan nodig (onnodige vertraging bij laag risico) — precies zoals één werkgeversdefinitie zowel de contractpartij- als de aanlever-kant onrecht deed. Twee partijen slechter af, in plaats van één partij goed bediend en de andere ook.</w:t>
+        <w:t xml:space="preserve">Uitwerking opdracht 1</w:t>
+      </w:r>
+    </w:p>
+    <w:p>
+      <w:pPr>
+        <w:spacing w:after="160" w:line="300"/>
+        <w:jc w:val="left"/>
+      </w:pPr>
+      <w:r>
+        <w:rPr>
+          <w:rFonts w:ascii="Calibri" w:cs="Calibri" w:eastAsia="Calibri" w:hAnsi="Calibri"/>
+          <w:b w:val="false"/>
+          <w:bCs w:val="false"/>
+          <w:i w:val="false"/>
+          <w:iCs w:val="false"/>
+          <w:color w:val="1A1A1A"/>
+          <w:sz w:val="21"/>
+          <w:szCs w:val="21"/>
+        </w:rPr>
+        <w:t xml:space="preserve">a-b. Gedeeld patroon: verzoek ontvangen → identiteit/bevoegdheid vaststellen → mutatie doorvoeren met domeinspecifieke controles → bevestigen. Generieke capability: "mutatieverzoeken identificeren, autoriseren en doorvoeren." c. Specifiek per afdeling: Adreswijzigingen — snelheid/lage-frictie-controle; Dienstverbandmutaties — historieregels en peildatumlogica; Begunstigden — de autorisatiematrix zelf; Betalingsmutaties — IBAN-validatie en premiesysteem-koppeling; Waardeoverdrachten — wettelijke termijnbewaking en externe partijen.</w:t>
+      </w:r>
+    </w:p>
+    <w:p>
+      <w:pPr>
+        <w:pStyle w:val="ListParagraph"/>
+        <w:numPr>
+          <w:ilvl w:val="0"/>
+          <w:numId w:val="1"/>
+        </w:numPr>
+        <w:spacing w:after="100" w:line="290"/>
+      </w:pPr>
+      <w:r>
+        <w:rPr>
+          <w:rFonts w:ascii="Calibri" w:cs="Calibri" w:eastAsia="Calibri" w:hAnsi="Calibri"/>
+          <w:b/>
+          <w:bCs/>
+          <w:i w:val="false"/>
+          <w:iCs w:val="false"/>
+          <w:color w:val="1A1A1A"/>
+          <w:sz w:val="21"/>
+          <w:szCs w:val="21"/>
+        </w:rPr>
+        <w:t xml:space="preserve">d. </w:t>
+      </w:r>
+      <w:r>
+        <w:rPr>
+          <w:rFonts w:ascii="Calibri" w:cs="Calibri" w:eastAsia="Calibri" w:hAnsi="Calibri"/>
+          <w:b w:val="false"/>
+          <w:bCs w:val="false"/>
+          <w:i w:val="false"/>
+          <w:iCs w:val="false"/>
+          <w:color w:val="1A1A1A"/>
+          <w:sz w:val="21"/>
+          <w:szCs w:val="21"/>
+        </w:rPr>
+        <w:t xml:space="preserve">Het sjabloon van Betalingsmutaties draagt impliciet diens eigen aannames (hoog automatiseringsniveau, beperkte juridische toetsing) die voor Waardeoverdrachten ronduit gevaarlijk zijn — precies zoals één werkgeversdefinitie de andere twee afdelingen in niveau 1 onrecht deed. De oplossing is niet "het beste sjabloon", maar het gedeelde patroon met per-domein specialisatie.</w:t>
       </w:r>
     </w:p>
     <w:p>
@@ -1320,115 +1129,7 @@
           <w:sz w:val="24"/>
           <w:szCs w:val="24"/>
         </w:rPr>
-        <w:t xml:space="preserve">Uitwerking opdracht 4</w:t>
-      </w:r>
-    </w:p>
-    <w:p>
-      <w:pPr>
-        <w:pStyle w:val="ListParagraph"/>
-        <w:numPr>
-          <w:ilvl w:val="0"/>
-          <w:numId w:val="1"/>
-        </w:numPr>
-        <w:spacing w:after="100" w:line="290"/>
-      </w:pPr>
-      <w:r>
-        <w:rPr>
-          <w:rFonts w:ascii="Calibri" w:cs="Calibri" w:eastAsia="Calibri" w:hAnsi="Calibri"/>
-          <w:b/>
-          <w:bCs/>
-          <w:i w:val="false"/>
-          <w:iCs w:val="false"/>
-          <w:color w:val="1A1A1A"/>
-          <w:sz w:val="21"/>
-          <w:szCs w:val="21"/>
-        </w:rPr>
-        <w:t xml:space="preserve">a. </w:t>
-      </w:r>
-      <w:r>
-        <w:rPr>
-          <w:rFonts w:ascii="Calibri" w:cs="Calibri" w:eastAsia="Calibri" w:hAnsi="Calibri"/>
-          <w:b w:val="false"/>
-          <w:bCs w:val="false"/>
-          <w:i w:val="false"/>
-          <w:iCs w:val="false"/>
-          <w:color w:val="1A1A1A"/>
-          <w:sz w:val="21"/>
-          <w:szCs w:val="21"/>
-        </w:rPr>
-        <w:t xml:space="preserve">Generiek contract: architectuurfunctie + programmastuurgroep als partijen; principes "vermogens vóór systemen" en "eén waarheid per gegeven" (niveau 1) van toepassing; kernparameters (autorisatieniveau, historieregels) in eigendom bij de architectuurfunctie namens het gremium. Specialisatiecontract Dienstverbandmutaties: verwijst naar het generieke contract, regelt alleen de domeinspecifieke historielogica en het bouwteam ervoor.</w:t>
-      </w:r>
-    </w:p>
-    <w:p>
-      <w:pPr>
-        <w:pStyle w:val="ListParagraph"/>
-        <w:numPr>
-          <w:ilvl w:val="0"/>
-          <w:numId w:val="1"/>
-        </w:numPr>
-        <w:spacing w:after="100" w:line="290"/>
-      </w:pPr>
-      <w:r>
-        <w:rPr>
-          <w:rFonts w:ascii="Calibri" w:cs="Calibri" w:eastAsia="Calibri" w:hAnsi="Calibri"/>
-          <w:b/>
-          <w:bCs/>
-          <w:i w:val="false"/>
-          <w:iCs w:val="false"/>
-          <w:color w:val="1A1A1A"/>
-          <w:sz w:val="21"/>
-          <w:szCs w:val="21"/>
-        </w:rPr>
-        <w:t xml:space="preserve">b. </w:t>
-      </w:r>
-      <w:r>
-        <w:rPr>
-          <w:rFonts w:ascii="Calibri" w:cs="Calibri" w:eastAsia="Calibri" w:hAnsi="Calibri"/>
-          <w:b w:val="false"/>
-          <w:bCs w:val="false"/>
-          <w:i w:val="false"/>
-          <w:iCs w:val="false"/>
-          <w:color w:val="1A1A1A"/>
-          <w:sz w:val="21"/>
-          <w:szCs w:val="21"/>
-        </w:rPr>
-        <w:t xml:space="preserve">Samenhangtoets: vijf teamleads + architectuurfunctie, tweewekelijks, kort (30 min); agenda uitsluitend raakvlakken (wijzigt team X iets aan de generieke laag dat team Y raakt?); expliciet géén voortgang-per-team (dat is voor de reguliere stuurgroepen).</w:t>
-      </w:r>
-    </w:p>
-    <w:p>
-      <w:pPr>
-        <w:pStyle w:val="ListParagraph"/>
-        <w:numPr>
-          <w:ilvl w:val="0"/>
-          <w:numId w:val="1"/>
-        </w:numPr>
-        <w:spacing w:after="100" w:line="290"/>
-      </w:pPr>
-      <w:r>
-        <w:rPr>
-          <w:rFonts w:ascii="Calibri" w:cs="Calibri" w:eastAsia="Calibri" w:hAnsi="Calibri"/>
-          <w:b/>
-          <w:bCs/>
-          <w:i w:val="false"/>
-          <w:iCs w:val="false"/>
-          <w:color w:val="1A1A1A"/>
-          <w:sz w:val="21"/>
-          <w:szCs w:val="21"/>
-        </w:rPr>
-        <w:t xml:space="preserve">c. </w:t>
-      </w:r>
-      <w:r>
-        <w:rPr>
-          <w:rFonts w:ascii="Calibri" w:cs="Calibri" w:eastAsia="Calibri" w:hAnsi="Calibri"/>
-          <w:b w:val="false"/>
-          <w:bCs w:val="false"/>
-          <w:i w:val="false"/>
-          <w:iCs w:val="false"/>
-          <w:color w:val="1A1A1A"/>
-          <w:sz w:val="21"/>
-          <w:szCs w:val="21"/>
-        </w:rPr>
-        <w:t xml:space="preserve">Samenvoegen met de voortgangsstuurgroep verdringt raakvlakgesprekken door statusrapportages — precies het B9-patroon uit niveau 1 (een orgaan dat op tijd en geld stuurt, niet op samenhang) in het klein herhaald, nu met vijf teams in plaats van drie deelprojecten.</w:t>
+        <w:t xml:space="preserve">Uitwerking opdracht 2</w:t>
       </w:r>
     </w:p>
     <w:p>
@@ -1447,7 +1148,319 @@
           <w:sz w:val="21"/>
           <w:szCs w:val="21"/>
         </w:rPr>
-        <w:t xml:space="preserve">## Beoordelingskader opdracht 5 (peer feedback in deel 12)</w:t>
+        <w:t xml:space="preserve">a-b. Modelvolgorde: Dienstverbandmutaties eerst (hoogste architectuurcomplexiteit, dus de generieke laag wordt hier het strengst getoetst — als zij hier werkt, werkt zij overal), dan Betalingsmutaties (bewezen automatisering, goede tweede test voor koppelingen), dan Adreswijzigingen (snelle winst, hoog volume, laag risico), dan Begunstigden en Waardeoverdrachten (laagste volume, meeste tijd nodig voor zorgvuldigheid, minste haast). Het argument voor complex-eerst: een pilot in het makkelijkste domein bewijst niets over de generieke laag — pas als de historie-kritische, meest veeleisende afdeling werkt, is de kern echt getest.</w:t>
+      </w:r>
+    </w:p>
+    <w:p>
+      <w:pPr>
+        <w:pStyle w:val="ListParagraph"/>
+        <w:numPr>
+          <w:ilvl w:val="0"/>
+          <w:numId w:val="1"/>
+        </w:numPr>
+        <w:spacing w:after="100" w:line="290"/>
+      </w:pPr>
+      <w:r>
+        <w:rPr>
+          <w:rFonts w:ascii="Calibri" w:cs="Calibri" w:eastAsia="Calibri" w:hAnsi="Calibri"/>
+          <w:b/>
+          <w:bCs/>
+          <w:i w:val="false"/>
+          <w:iCs w:val="false"/>
+          <w:color w:val="1A1A1A"/>
+          <w:sz w:val="21"/>
+          <w:szCs w:val="21"/>
+        </w:rPr>
+        <w:t xml:space="preserve">c. </w:t>
+      </w:r>
+      <w:r>
+        <w:rPr>
+          <w:rFonts w:ascii="Calibri" w:cs="Calibri" w:eastAsia="Calibri" w:hAnsi="Calibri"/>
+          <w:b w:val="false"/>
+          <w:bCs w:val="false"/>
+          <w:i w:val="false"/>
+          <w:iCs w:val="false"/>
+          <w:color w:val="1A1A1A"/>
+          <w:sz w:val="21"/>
+          <w:szCs w:val="21"/>
+        </w:rPr>
+        <w:t xml:space="preserve">Risico: de eerste, moeilijkste ronde duurt langer dan een stuurgroep gewend is en kan als "traag van start" gelezen worden. Mitigatie: verwachtingsmanagement vooraf, expliciet in het A4 (opdracht 5) — benoem dat ronde 1 bewust investeert in versnelling van rondes 2-5.</w:t>
+      </w:r>
+    </w:p>
+    <w:p>
+      <w:pPr>
+        <w:pStyle w:val="Heading2"/>
+        <w:pBdr>
+          <w:bottom w:val="single" w:color="2563A8" w:sz="6" w:space="4"/>
+        </w:pBdr>
+        <w:spacing w:after="160" w:before="300"/>
+      </w:pPr>
+      <w:r>
+        <w:rPr>
+          <w:rFonts w:ascii="Calibri" w:cs="Calibri" w:eastAsia="Calibri" w:hAnsi="Calibri"/>
+          <w:b/>
+          <w:bCs/>
+          <w:color w:val="2563A8"/>
+          <w:sz w:val="24"/>
+          <w:szCs w:val="24"/>
+        </w:rPr>
+        <w:t xml:space="preserve">Uitwerking opdracht 3</w:t>
+      </w:r>
+    </w:p>
+    <w:p>
+      <w:pPr>
+        <w:pStyle w:val="ListParagraph"/>
+        <w:numPr>
+          <w:ilvl w:val="0"/>
+          <w:numId w:val="1"/>
+        </w:numPr>
+        <w:spacing w:after="100" w:line="290"/>
+      </w:pPr>
+      <w:r>
+        <w:rPr>
+          <w:rFonts w:ascii="Calibri" w:cs="Calibri" w:eastAsia="Calibri" w:hAnsi="Calibri"/>
+          <w:b/>
+          <w:bCs/>
+          <w:i w:val="false"/>
+          <w:iCs w:val="false"/>
+          <w:color w:val="1A1A1A"/>
+          <w:sz w:val="21"/>
+          <w:szCs w:val="21"/>
+        </w:rPr>
+        <w:t xml:space="preserve">a. </w:t>
+      </w:r>
+      <w:r>
+        <w:rPr>
+          <w:rFonts w:ascii="Calibri" w:cs="Calibri" w:eastAsia="Calibri" w:hAnsi="Calibri"/>
+          <w:b w:val="false"/>
+          <w:bCs w:val="false"/>
+          <w:i w:val="false"/>
+          <w:iCs w:val="false"/>
+          <w:color w:val="1A1A1A"/>
+          <w:sz w:val="21"/>
+          <w:szCs w:val="21"/>
+        </w:rPr>
+        <w:t xml:space="preserve">Modelparametrisering: "autorisatieniveau" als eigenschap van het mutatietype, ingesteld door de data-eigenaar van dat domein (Begunstigden → twee-ogen-principe verplicht; Adreswijzigingen → één-ogen met steekproefcontrole achteraf), vastgelegd in de generieke capability-specificatie en getoetst door de botsingsdetector bij elke wijziging.</w:t>
+      </w:r>
+    </w:p>
+    <w:p>
+      <w:pPr>
+        <w:pStyle w:val="ListParagraph"/>
+        <w:numPr>
+          <w:ilvl w:val="0"/>
+          <w:numId w:val="1"/>
+        </w:numPr>
+        <w:spacing w:after="100" w:line="290"/>
+      </w:pPr>
+      <w:r>
+        <w:rPr>
+          <w:rFonts w:ascii="Calibri" w:cs="Calibri" w:eastAsia="Calibri" w:hAnsi="Calibri"/>
+          <w:b/>
+          <w:bCs/>
+          <w:i w:val="false"/>
+          <w:iCs w:val="false"/>
+          <w:color w:val="1A1A1A"/>
+          <w:sz w:val="21"/>
+          <w:szCs w:val="21"/>
+        </w:rPr>
+        <w:t xml:space="preserve">b. </w:t>
+      </w:r>
+      <w:r>
+        <w:rPr>
+          <w:rFonts w:ascii="Calibri" w:cs="Calibri" w:eastAsia="Calibri" w:hAnsi="Calibri"/>
+          <w:b w:val="false"/>
+          <w:bCs w:val="false"/>
+          <w:i w:val="false"/>
+          <w:iCs w:val="false"/>
+          <w:color w:val="1A1A1A"/>
+          <w:sz w:val="21"/>
+          <w:szCs w:val="21"/>
+        </w:rPr>
+        <w:t xml:space="preserve">Observatiepunten rollenspel: erkent de architect eerst het fraude-concern expliciet, vóór de parametriseringsoplossing wordt gepresenteerd? Wordt "flexibiliteit" vermeden als woord (het klinkt voor deze stakeholder als "losser"; beter: "per domein verdedigbaar ingesteld, niet universeel verzwakt")?</w:t>
+      </w:r>
+    </w:p>
+    <w:p>
+      <w:pPr>
+        <w:pStyle w:val="ListParagraph"/>
+        <w:numPr>
+          <w:ilvl w:val="0"/>
+          <w:numId w:val="1"/>
+        </w:numPr>
+        <w:spacing w:after="100" w:line="290"/>
+      </w:pPr>
+      <w:r>
+        <w:rPr>
+          <w:rFonts w:ascii="Calibri" w:cs="Calibri" w:eastAsia="Calibri" w:hAnsi="Calibri"/>
+          <w:b/>
+          <w:bCs/>
+          <w:i w:val="false"/>
+          <w:iCs w:val="false"/>
+          <w:color w:val="1A1A1A"/>
+          <w:sz w:val="21"/>
+          <w:szCs w:val="21"/>
+        </w:rPr>
+        <w:t xml:space="preserve">c. </w:t>
+      </w:r>
+      <w:r>
+        <w:rPr>
+          <w:rFonts w:ascii="Calibri" w:cs="Calibri" w:eastAsia="Calibri" w:hAnsi="Calibri"/>
+          <w:b w:val="false"/>
+          <w:bCs w:val="false"/>
+          <w:i w:val="false"/>
+          <w:iCs w:val="false"/>
+          <w:color w:val="1A1A1A"/>
+          <w:sz w:val="21"/>
+          <w:szCs w:val="21"/>
+        </w:rPr>
+        <w:t xml:space="preserve">Middelen doet twee dingen fout tegelijk: Begunstigden krijgt minder bescherming dan nodig (het fraude-risico blijft), én Adreswijzigingen krijgt meer frictie dan nodig (onnodige vertraging bij laag risico) — precies zoals één werkgeversdefinitie zowel de contractpartij- als de aanlever-kant onrecht deed. Twee partijen slechter af, in plaats van één partij goed bediend en de andere ook.</w:t>
+      </w:r>
+    </w:p>
+    <w:p>
+      <w:pPr>
+        <w:pStyle w:val="Heading2"/>
+        <w:pBdr>
+          <w:bottom w:val="single" w:color="2563A8" w:sz="6" w:space="4"/>
+        </w:pBdr>
+        <w:spacing w:after="160" w:before="300"/>
+      </w:pPr>
+      <w:r>
+        <w:rPr>
+          <w:rFonts w:ascii="Calibri" w:cs="Calibri" w:eastAsia="Calibri" w:hAnsi="Calibri"/>
+          <w:b/>
+          <w:bCs/>
+          <w:color w:val="2563A8"/>
+          <w:sz w:val="24"/>
+          <w:szCs w:val="24"/>
+        </w:rPr>
+        <w:t xml:space="preserve">Uitwerking opdracht 4</w:t>
+      </w:r>
+    </w:p>
+    <w:p>
+      <w:pPr>
+        <w:pStyle w:val="ListParagraph"/>
+        <w:numPr>
+          <w:ilvl w:val="0"/>
+          <w:numId w:val="1"/>
+        </w:numPr>
+        <w:spacing w:after="100" w:line="290"/>
+      </w:pPr>
+      <w:r>
+        <w:rPr>
+          <w:rFonts w:ascii="Calibri" w:cs="Calibri" w:eastAsia="Calibri" w:hAnsi="Calibri"/>
+          <w:b/>
+          <w:bCs/>
+          <w:i w:val="false"/>
+          <w:iCs w:val="false"/>
+          <w:color w:val="1A1A1A"/>
+          <w:sz w:val="21"/>
+          <w:szCs w:val="21"/>
+        </w:rPr>
+        <w:t xml:space="preserve">a. </w:t>
+      </w:r>
+      <w:r>
+        <w:rPr>
+          <w:rFonts w:ascii="Calibri" w:cs="Calibri" w:eastAsia="Calibri" w:hAnsi="Calibri"/>
+          <w:b w:val="false"/>
+          <w:bCs w:val="false"/>
+          <w:i w:val="false"/>
+          <w:iCs w:val="false"/>
+          <w:color w:val="1A1A1A"/>
+          <w:sz w:val="21"/>
+          <w:szCs w:val="21"/>
+        </w:rPr>
+        <w:t xml:space="preserve">Generiek contract: architectuurfunctie + programmastuurgroep als partijen; principes "vermogens vóór systemen" en "eén waarheid per gegeven" (niveau 1) van toepassing; kernparameters (autorisatieniveau, historieregels) in eigendom bij de architectuurfunctie namens het gremium. Specialisatiecontract Dienstverbandmutaties: verwijst naar het generieke contract, regelt alleen de domeinspecifieke historielogica en het bouwteam ervoor.</w:t>
+      </w:r>
+    </w:p>
+    <w:p>
+      <w:pPr>
+        <w:pStyle w:val="ListParagraph"/>
+        <w:numPr>
+          <w:ilvl w:val="0"/>
+          <w:numId w:val="1"/>
+        </w:numPr>
+        <w:spacing w:after="100" w:line="290"/>
+      </w:pPr>
+      <w:r>
+        <w:rPr>
+          <w:rFonts w:ascii="Calibri" w:cs="Calibri" w:eastAsia="Calibri" w:hAnsi="Calibri"/>
+          <w:b/>
+          <w:bCs/>
+          <w:i w:val="false"/>
+          <w:iCs w:val="false"/>
+          <w:color w:val="1A1A1A"/>
+          <w:sz w:val="21"/>
+          <w:szCs w:val="21"/>
+        </w:rPr>
+        <w:t xml:space="preserve">b. </w:t>
+      </w:r>
+      <w:r>
+        <w:rPr>
+          <w:rFonts w:ascii="Calibri" w:cs="Calibri" w:eastAsia="Calibri" w:hAnsi="Calibri"/>
+          <w:b w:val="false"/>
+          <w:bCs w:val="false"/>
+          <w:i w:val="false"/>
+          <w:iCs w:val="false"/>
+          <w:color w:val="1A1A1A"/>
+          <w:sz w:val="21"/>
+          <w:szCs w:val="21"/>
+        </w:rPr>
+        <w:t xml:space="preserve">Samenhangtoets: vijf teamleads + architectuurfunctie, tweewekelijks, kort (30 min); agenda uitsluitend raakvlakken (wijzigt team X iets aan de generieke laag dat team Y raakt?); expliciet géén voortgang-per-team (dat is voor de reguliere stuurgroepen).</w:t>
+      </w:r>
+    </w:p>
+    <w:p>
+      <w:pPr>
+        <w:pStyle w:val="ListParagraph"/>
+        <w:numPr>
+          <w:ilvl w:val="0"/>
+          <w:numId w:val="1"/>
+        </w:numPr>
+        <w:spacing w:after="100" w:line="290"/>
+      </w:pPr>
+      <w:r>
+        <w:rPr>
+          <w:rFonts w:ascii="Calibri" w:cs="Calibri" w:eastAsia="Calibri" w:hAnsi="Calibri"/>
+          <w:b/>
+          <w:bCs/>
+          <w:i w:val="false"/>
+          <w:iCs w:val="false"/>
+          <w:color w:val="1A1A1A"/>
+          <w:sz w:val="21"/>
+          <w:szCs w:val="21"/>
+        </w:rPr>
+        <w:t xml:space="preserve">c. </w:t>
+      </w:r>
+      <w:r>
+        <w:rPr>
+          <w:rFonts w:ascii="Calibri" w:cs="Calibri" w:eastAsia="Calibri" w:hAnsi="Calibri"/>
+          <w:b w:val="false"/>
+          <w:bCs w:val="false"/>
+          <w:i w:val="false"/>
+          <w:iCs w:val="false"/>
+          <w:color w:val="1A1A1A"/>
+          <w:sz w:val="21"/>
+          <w:szCs w:val="21"/>
+        </w:rPr>
+        <w:t xml:space="preserve">Samenvoegen met de voortgangsstuurgroep verdringt raakvlakgesprekken door statusrapportages — precies het B9-patroon uit niveau 1 (een orgaan dat op tijd en geld stuurt, niet op samenhang) in het klein herhaald, nu met vijf teams in plaats van drie deelprojecten.</w:t>
+      </w:r>
+    </w:p>
+    <w:p>
+      <w:pPr>
+        <w:pStyle w:val="Heading2"/>
+        <w:pBdr>
+          <w:bottom w:val="single" w:color="2563A8" w:sz="6" w:space="4"/>
+        </w:pBdr>
+        <w:spacing w:after="160" w:before="300"/>
+      </w:pPr>
+      <w:r>
+        <w:rPr>
+          <w:rFonts w:ascii="Calibri" w:cs="Calibri" w:eastAsia="Calibri" w:hAnsi="Calibri"/>
+          <w:b/>
+          <w:bCs/>
+          <w:color w:val="2563A8"/>
+          <w:sz w:val="24"/>
+          <w:szCs w:val="24"/>
+        </w:rPr>
+        <w:t xml:space="preserve">Beoordelingskader opdracht 5 (peer feedback in deel 12)</w:t>
       </w:r>
     </w:p>
     <w:p>
